--- a/handouts/instrumental_variable_examples.docx
+++ b/handouts/instrumental_variable_examples.docx
@@ -31,7 +31,7 @@
         <w:spacing w:after="120" w:before="280"/>
       </w:pPr>
       <w:r>
-        <w:t xml:space="preserve">1. The distinction</w:t>
+        <w:t xml:space="preserve">Instrumental Variables and Natural Experiments</w:t>
       </w:r>
     </w:p>
     <w:p>
@@ -79,7 +79,7 @@
         <w:spacing w:after="120" w:before="280"/>
       </w:pPr>
       <w:r>
-        <w:t xml:space="preserve">2. Group A: instruments that come from a natural experiment</w:t>
+        <w:t xml:space="preserve">Group A: instruments that come from a natural experiment</w:t>
       </w:r>
     </w:p>
     <w:p>
@@ -1358,7 +1358,7 @@
         <w:spacing w:after="120" w:before="280"/>
       </w:pPr>
       <w:r>
-        <w:t xml:space="preserve">3. Group B: plausibly exogenous instruments without a natural experiment</w:t>
+        <w:t xml:space="preserve">Group B: plausibly exogenous instruments without a natural experiment</w:t>
       </w:r>
     </w:p>
     <w:p>
@@ -2822,134 +2822,6 @@
         </w:tc>
       </w:tr>
     </w:tbl>
-    <w:p>
-      <w:pPr>
-        <w:pStyle w:val="Heading1"/>
-        <w:spacing w:after="120" w:before="280"/>
-      </w:pPr>
-      <w:r>
-        <w:t xml:space="preserve">4. Where the line is drawn</w:t>
-      </w:r>
-    </w:p>
-    <w:p>
-      <w:pPr>
-        <w:spacing w:after="120"/>
-      </w:pPr>
-      <w:r>
-        <w:rPr>
-          <w:rFonts w:ascii="Calibri" w:cs="Calibri" w:eastAsia="Calibri" w:hAnsi="Calibri"/>
-          <w:sz w:val="22"/>
-          <w:szCs w:val="22"/>
-        </w:rPr>
-        <w:t xml:space="preserve">There is no sharp consensus, but three distinctions come up repeatedly.</w:t>
-      </w:r>
-    </w:p>
-    <w:p>
-      <w:pPr>
-        <w:pStyle w:val="ListParagraph"/>
-        <w:numPr>
-          <w:ilvl w:val="0"/>
-          <w:numId w:val="2"/>
-        </w:numPr>
-        <w:spacing w:after="80"/>
-      </w:pPr>
-      <w:r>
-        <w:rPr>
-          <w:rFonts w:ascii="Calibri" w:cs="Calibri" w:eastAsia="Calibri" w:hAnsi="Calibri"/>
-          <w:b/>
-          <w:bCs/>
-          <w:sz w:val="22"/>
-          <w:szCs w:val="22"/>
-        </w:rPr>
-        <w:t xml:space="preserve">RCT versus natural experiment. </w:t>
-      </w:r>
-      <w:r>
-        <w:rPr>
-          <w:rFonts w:ascii="Calibri" w:cs="Calibri" w:eastAsia="Calibri" w:hAnsi="Calibri"/>
-          <w:sz w:val="22"/>
-          <w:szCs w:val="22"/>
-        </w:rPr>
-        <w:t xml:space="preserve">The difference is who controlled the randomization. The Oregon lottery was run by the state, not by researchers, so it is a natural experiment even though it behaves like an RCT. Some authors call this a randomized natural experiment.</w:t>
-      </w:r>
-    </w:p>
-    <w:p>
-      <w:pPr>
-        <w:pStyle w:val="ListParagraph"/>
-        <w:numPr>
-          <w:ilvl w:val="0"/>
-          <w:numId w:val="2"/>
-        </w:numPr>
-        <w:spacing w:after="80"/>
-      </w:pPr>
-      <w:r>
-        <w:rPr>
-          <w:rFonts w:ascii="Calibri" w:cs="Calibri" w:eastAsia="Calibri" w:hAnsi="Calibri"/>
-          <w:b/>
-          <w:bCs/>
-          <w:sz w:val="22"/>
-          <w:szCs w:val="22"/>
-        </w:rPr>
-        <w:t xml:space="preserve">Natural experiment versus quasi-experiment. </w:t>
-      </w:r>
-      <w:r>
-        <w:rPr>
-          <w:rFonts w:ascii="Calibri" w:cs="Calibri" w:eastAsia="Calibri" w:hAnsi="Calibri"/>
-          <w:sz w:val="22"/>
-          <w:szCs w:val="22"/>
-        </w:rPr>
-        <w:t xml:space="preserve">This is the fuzziest boundary. Difference-in-differences, regression discontinuity, and synthetic control are usually called quasi-experimental. A workable rule: a natural experiment makes a claim about as-if random assignment; a quasi-experiment makes a claim about comparability of trends or of units near a cutoff (parallel trends, continuity).</w:t>
-      </w:r>
-    </w:p>
-    <w:p>
-      <w:pPr>
-        <w:pStyle w:val="ListParagraph"/>
-        <w:numPr>
-          <w:ilvl w:val="0"/>
-          <w:numId w:val="2"/>
-        </w:numPr>
-        <w:spacing w:after="80"/>
-      </w:pPr>
-      <w:r>
-        <w:rPr>
-          <w:rFonts w:ascii="Calibri" w:cs="Calibri" w:eastAsia="Calibri" w:hAnsi="Calibri"/>
-          <w:b/>
-          <w:bCs/>
-          <w:sz w:val="22"/>
-          <w:szCs w:val="22"/>
-        </w:rPr>
-        <w:t xml:space="preserve">Natural experiment versus IV. </w:t>
-      </w:r>
-      <w:r>
-        <w:rPr>
-          <w:rFonts w:ascii="Calibri" w:cs="Calibri" w:eastAsia="Calibri" w:hAnsi="Calibri"/>
-          <w:sz w:val="22"/>
-          <w:szCs w:val="22"/>
-        </w:rPr>
-        <w:t xml:space="preserve">IV is an estimator; the natural experiment is a design. A strong instrument is almost always one with an identifiable natural experiment behind it. The Group B instruments can still be valid, but their validity rests on an argument rather than on a mechanism.</w:t>
-      </w:r>
-    </w:p>
-    <w:p>
-      <w:pPr>
-        <w:pStyle w:val="Heading1"/>
-        <w:spacing w:after="120" w:before="280"/>
-      </w:pPr>
-      <w:r>
-        <w:t xml:space="preserve">5. Teaching heuristic</w:t>
-      </w:r>
-    </w:p>
-    <w:p>
-      <w:pPr>
-        <w:spacing w:after="120"/>
-      </w:pPr>
-      <w:r>
-        <w:rPr>
-          <w:rFonts w:ascii="Calibri" w:cs="Calibri" w:eastAsia="Calibri" w:hAnsi="Calibri"/>
-          <w:sz w:val="22"/>
-          <w:szCs w:val="22"/>
-        </w:rPr>
-        <w:t xml:space="preserve">Strength tracks how the variation is generated. Lotteries and random assignment (rows 1 to 4) are strong because a device did the assigning. Geographic proximity and historical conditions (rows 6 to 8) have decent first stages but leaky exclusion restrictions. Calendar, weather, and behavioral-timing instruments (rows 5, 9, 10) are often weak because the shift in treatment is small or the assigner is not external. A useful exercise is to have students identify the assigner for each instrument before looking at the strength rating, then compare.</w:t>
-      </w:r>
-    </w:p>
     <w:p>
       <w:pPr>
         <w:pStyle w:val="Heading1"/>

--- a/handouts/instrumental_variable_examples.docx
+++ b/handouts/instrumental_variable_examples.docx
@@ -106,6 +106,12 @@
           <w:insideH w:val="single" w:color="auto" w:sz="4"/>
           <w:insideV w:val="single" w:color="auto" w:sz="4"/>
         </w:tblBorders>
+        <w:tblCellMar>
+          <w:top w:type="dxa" w:w="100"/>
+          <w:left w:type="dxa" w:w="108"/>
+          <w:bottom w:type="dxa" w:w="100"/>
+          <w:right w:type="dxa" w:w="108"/>
+        </w:tblCellMar>
       </w:tblPr>
       <w:tblGrid>
         <w:gridCol w:w="400"/>
@@ -1385,6 +1391,12 @@
           <w:insideH w:val="single" w:color="auto" w:sz="4"/>
           <w:insideV w:val="single" w:color="auto" w:sz="4"/>
         </w:tblBorders>
+        <w:tblCellMar>
+          <w:top w:type="dxa" w:w="100"/>
+          <w:left w:type="dxa" w:w="108"/>
+          <w:bottom w:type="dxa" w:w="100"/>
+          <w:right w:type="dxa" w:w="108"/>
+        </w:tblCellMar>
       </w:tblPr>
       <w:tblGrid>
         <w:gridCol w:w="400"/>
